--- a/src/reportlayout/WORD/ASTOverdueAssetReturn.docx
+++ b/src/reportlayout/WORD/ASTOverdueAssetReturn.docx
@@ -16,12 +16,6 @@
           <w:insideH w:val="single" w:sz="4" w:space="0" w:color="9E9E9E"/>
           <w:insideV w:val="single" w:sz="4" w:space="0" w:color="9E9E9E"/>
         </w:tblBorders>
-        <w:tblCellMar>
-          <w:top w:w="0" w:type="dxa"/>
-          <w:left w:w="0" w:type="dxa"/>
-          <w:bottom w:w="0" w:type="dxa"/>
-          <w:right w:w="0" w:type="dxa"/>
-        </w:tblCellMar>
         <w:tblLook w:val="04A0" w:firstRow="1" w:lastRow="0" w:firstColumn="1" w:lastColumn="0" w:noHBand="0" w:noVBand="1"/>
       </w:tblPr>
       <w:tblGrid>
@@ -35,14 +29,6 @@
         <w:gridCol w:w="1488"/>
       </w:tblGrid>
       <w:tr>
-        <w:tblPrEx>
-          <w:tblCellMar>
-            <w:top w:w="0" w:type="dxa"/>
-            <w:left w:w="0" w:type="dxa"/>
-            <w:bottom w:w="0" w:type="dxa"/>
-            <w:right w:w="0" w:type="dxa"/>
-          </w:tblCellMar>
-        </w:tblPrEx>
         <w:tc>
           <w:tcPr>
             <w:tcW w:w="874" w:type="dxa"/>
@@ -245,14 +231,6 @@
         </w:tc>
       </w:tr>
       <w:tr>
-        <w:tblPrEx>
-          <w:tblCellMar>
-            <w:top w:w="0" w:type="dxa"/>
-            <w:left w:w="0" w:type="dxa"/>
-            <w:bottom w:w="0" w:type="dxa"/>
-            <w:right w:w="0" w:type="dxa"/>
-          </w:tblCellMar>
-        </w:tblPrEx>
         <w:sdt>
           <w:sdtPr>
             <w:alias w:val="#Nav: /PostedHeader/DocNo"/>
@@ -261,6 +239,7 @@
             <w:dataBinding w:prefixMappings="xmlns:ns0='urn:microsoft-dynamics-nav/reports/AST_Overdue_Asset_Return/50103/' " w:xpath="/ns0:NavWordReportXmlPart[1]/ns0:PostedHeader[1]/ns0:DocNo[1]" w:storeItemID="{A7820A55-1C4D-4585-AB7C-0B3300A80E4D}"/>
             <w:text/>
           </w:sdtPr>
+          <w:sdtEndPr/>
           <w:sdtContent>
             <w:tc>
               <w:tcPr>
@@ -284,6 +263,7 @@
             <w:dataBinding w:prefixMappings="xmlns:ns0='urn:microsoft-dynamics-nav/reports/AST_Overdue_Asset_Return/50103/' " w:xpath="/ns0:NavWordReportXmlPart[1]/ns0:PostedHeader[1]/ns0:Employee_No[1]" w:storeItemID="{A7820A55-1C4D-4585-AB7C-0B3300A80E4D}"/>
             <w:text/>
           </w:sdtPr>
+          <w:sdtEndPr/>
           <w:sdtContent>
             <w:tc>
               <w:tcPr>
@@ -307,6 +287,7 @@
             <w:dataBinding w:prefixMappings="xmlns:ns0='urn:microsoft-dynamics-nav/reports/AST_Overdue_Asset_Return/50103/' " w:xpath="/ns0:NavWordReportXmlPart[1]/ns0:PostedHeader[1]/ns0:Employee_Name[1]" w:storeItemID="{A7820A55-1C4D-4585-AB7C-0B3300A80E4D}"/>
             <w:text/>
           </w:sdtPr>
+          <w:sdtEndPr/>
           <w:sdtContent>
             <w:tc>
               <w:tcPr>
@@ -330,6 +311,7 @@
             <w:dataBinding w:prefixMappings="xmlns:ns0='urn:microsoft-dynamics-nav/reports/AST_Overdue_Asset_Return/50103/' " w:xpath="/ns0:NavWordReportXmlPart[1]/ns0:PostedHeader[1]/ns0:Assignment_Date[1]" w:storeItemID="{A7820A55-1C4D-4585-AB7C-0B3300A80E4D}"/>
             <w:text/>
           </w:sdtPr>
+          <w:sdtEndPr/>
           <w:sdtContent>
             <w:tc>
               <w:tcPr>
@@ -353,6 +335,7 @@
             <w:dataBinding w:prefixMappings="xmlns:ns0='urn:microsoft-dynamics-nav/reports/AST_Overdue_Asset_Return/50103/' " w:xpath="/ns0:NavWordReportXmlPart[1]/ns0:PostedHeader[1]/ns0:Expected_Return_Date[1]" w:storeItemID="{A7820A55-1C4D-4585-AB7C-0B3300A80E4D}"/>
             <w:text/>
           </w:sdtPr>
+          <w:sdtEndPr/>
           <w:sdtContent>
             <w:tc>
               <w:tcPr>
@@ -376,6 +359,7 @@
             <w:dataBinding w:prefixMappings="xmlns:ns0='urn:microsoft-dynamics-nav/reports/AST_Overdue_Asset_Return/50103/' " w:xpath="/ns0:NavWordReportXmlPart[1]/ns0:PostedHeader[1]/ns0:Department[1]" w:storeItemID="{A7820A55-1C4D-4585-AB7C-0B3300A80E4D}"/>
             <w:text/>
           </w:sdtPr>
+          <w:sdtEndPr/>
           <w:sdtContent>
             <w:tc>
               <w:tcPr>
@@ -397,6 +381,7 @@
             <w:dataBinding w:prefixMappings="xmlns:ns0='urn:microsoft-dynamics-nav/reports/AST_Overdue_Asset_Return/50103/' " w:xpath="/ns0:NavWordReportXmlPart[1]/ns0:PostedHeader[1]/ns0:PostedLine[1]/ns0:Asset_No[1]" w:storeItemID="{A7820A55-1C4D-4585-AB7C-0B3300A80E4D}"/>
             <w:text/>
           </w:sdtPr>
+          <w:sdtEndPr/>
           <w:sdtContent>
             <w:tc>
               <w:tcPr>
@@ -420,6 +405,7 @@
             <w:dataBinding w:prefixMappings="xmlns:ns0='urn:microsoft-dynamics-nav/reports/AST_Overdue_Asset_Return/50103/' " w:xpath="/ns0:NavWordReportXmlPart[1]/ns0:PostedHeader[1]/ns0:PostedLine[1]/ns0:Asset_Description[1]" w:storeItemID="{A7820A55-1C4D-4585-AB7C-0B3300A80E4D}"/>
             <w:text/>
           </w:sdtPr>
+          <w:sdtEndPr/>
           <w:sdtContent>
             <w:tc>
               <w:tcPr>
@@ -437,12 +423,6 @@
         </w:sdt>
       </w:tr>
     </w:tbl>
-    <w:p>
-      <w:pPr>
-        <w:spacing w:after="80"/>
-      </w:pPr>
-    </w:p>
-    <w:p/>
     <w:p>
       <w:pPr>
         <w:spacing w:after="80"/>
